--- a/dist/resume-robotics-embedded-focused.docx
+++ b/dist/resume-robotics-embedded-focused.docx
@@ -7,61 +7,43 @@
         <w:pStyle w:val="ResumeName"/>
       </w:pPr>
       <w:r>
-        <w:t xml:space="preserve">Muhammad Ariff Bin Abdul Razak</w:t>
-      </w:r>
-    </w:p>
-    <w:p>
-      <w:pPr>
-        <w:pStyle w:val="ContactBlock"/>
-      </w:pPr>
-      <w:r>
-        <w:t xml:space="preserve">Mobile: +65 96579407</w:t>
-      </w:r>
-      <w:r>
-        <w:br/>
-      </w:r>
-      <w:r>
-        <w:t xml:space="preserve">Email: muhdariffrazak00@gmail.com</w:t>
-      </w:r>
-      <w:r>
-        <w:br/>
-      </w:r>
-      <w:r>
-        <w:t xml:space="preserve">LinkedIn: www.linkedin.com/in/muhd-ariff-razak</w:t>
-      </w:r>
-      <w:r>
-        <w:br/>
-      </w:r>
-      <w:r>
-        <w:t xml:space="preserve">Location: Singapore</w:t>
-      </w:r>
-    </w:p>
-    <w:bookmarkStart w:id="20" w:name="work-experience"/>
-    <w:p>
-      <w:pPr>
-        <w:pStyle w:val="Heading1"/>
-      </w:pPr>
-      <w:r>
-        <w:t xml:space="preserve">WORK EXPERIENCE</w:t>
-      </w:r>
-    </w:p>
-    <w:p>
-      <w:pPr>
-        <w:pStyle w:val="EntryHeader"/>
-      </w:pPr>
-      <w:r>
         <w:rPr>
           <w:b/>
           <w:bCs/>
         </w:rPr>
-        <w:t xml:space="preserve">Volunteer / Full Time Research Assistant, Singapore University of Technology &amp; Design (SUTD) - ROAR Lab</w:t>
-      </w:r>
-      <w:r>
-        <w:t xml:space="preserve"> </w:t>
-      </w:r>
-      <w:tab/>
-      <w:r>
-        <w:t xml:space="preserve"> </w:t>
+        <w:t xml:space="preserve">Muhammad Ariff Bin Abdul Razak</w:t>
+      </w:r>
+    </w:p>
+    <w:p>
+      <w:pPr>
+        <w:pStyle w:val="BodyText"/>
+      </w:pPr>
+      <w:r>
+        <w:t xml:space="preserve">+65 96579407 | muhdariffrazak00@gmail.com | www.linkedin.com/in/muhd-ariff-razak | Singapore</w:t>
+      </w:r>
+    </w:p>
+    <w:bookmarkStart w:id="20" w:name="work-experience"/>
+    <w:p>
+      <w:pPr>
+        <w:pStyle w:val="Heading1"/>
+      </w:pPr>
+      <w:r>
+        <w:t xml:space="preserve">WORK EXPERIENCE</w:t>
+      </w:r>
+    </w:p>
+    <w:p>
+      <w:pPr>
+        <w:pStyle w:val="EntryHeader"/>
+      </w:pPr>
+      <w:r>
+        <w:rPr>
+          <w:b/>
+          <w:bCs/>
+        </w:rPr>
+        <w:t xml:space="preserve">Research Assistant (Full Time / Volunteer), SUTD – ROAR Lab</w:t>
+      </w:r>
+      <w:r>
+        <w:br/>
       </w:r>
       <w:r>
         <w:t xml:space="preserve">Aug 2022 – May 2024</w:t>
@@ -76,7 +58,7 @@
         </w:numPr>
       </w:pPr>
       <w:r>
-        <w:t xml:space="preserve">Developed perception software and processed 3D LiDAR data for autonomous mobile robots, designing architectures integrating Embedded C++, ROS, and sensor fusion.</w:t>
+        <w:t xml:space="preserve">Developed perception software processing 3D LiDAR data for autonomous mobile robots, designing architectures integrating Embedded C++, ROS, and sensor fusion.</w:t>
       </w:r>
     </w:p>
     <w:p>
@@ -88,7 +70,7 @@
         </w:numPr>
       </w:pPr>
       <w:r>
-        <w:t xml:space="preserve">Built a specialized predictive safety model to detect a stair-climbing robot’s fall risk, deploying Long Short-Term Memory networks (LSTMs) to improve physical safety metrics by 50%.</w:t>
+        <w:t xml:space="preserve">Led the design of the full intelligent lighting control system for Panthera, an autonomous vehicle developed under National Robotics Programme funding, implementing it as a rosserial node on an Arduino that subscribed to cmd_vel, IMU, and vehicle-state topics under an RTOS to drive turn, warning, and hazard signaling; the platform passed T1 autonomous testing at CETRAN.</w:t>
       </w:r>
     </w:p>
     <w:p>
@@ -100,7 +82,7 @@
         </w:numPr>
       </w:pPr>
       <w:r>
-        <w:t xml:space="preserve">Led the design and development of an intelligent lighting control system for an autonomous vehicle, integrating it seamlessly with the main navigation system via RTOS and APIs.</w:t>
+        <w:t xml:space="preserve">Built a predictive safety model to detect a stair-climbing robot’s fall risk, deploying Long Short-Term Memory networks (LSTMs) over sensor time-series data.</w:t>
       </w:r>
     </w:p>
     <w:p>
@@ -115,11 +97,7 @@
         <w:t xml:space="preserve">Student Research Engineer, Singapore Institute of Technology (SIT)</w:t>
       </w:r>
       <w:r>
-        <w:t xml:space="preserve"> </w:t>
-      </w:r>
-      <w:tab/>
-      <w:r>
-        <w:t xml:space="preserve"> </w:t>
+        <w:br/>
       </w:r>
       <w:r>
         <w:t xml:space="preserve">Aug 2024 – May 2025</w:t>
@@ -134,7 +112,7 @@
         </w:numPr>
       </w:pPr>
       <w:r>
-        <w:t xml:space="preserve">Designed and implemented an experimental temperature chamber to simulate human body heat signatures and extreme physical environments for environmental robotics testing.</w:t>
+        <w:t xml:space="preserve">Designed and built an experimental temperature chamber simulating human body heat signatures and extreme physical environments for faculty-led embodied AI and robotics hardware testing.</w:t>
       </w:r>
     </w:p>
     <w:p>
@@ -146,7 +124,7 @@
         </w:numPr>
       </w:pPr>
       <w:r>
-        <w:t xml:space="preserve">Engineered a closed-loop, thermistor-based control system to regulate precise environmental variables, ensuring high-fidelity data collection.</w:t>
+        <w:t xml:space="preserve">Engineered a closed-loop, thermistor-based IoT control system to hold chamber temperature at setpoint, enabling high-fidelity data collection.</w:t>
       </w:r>
     </w:p>
     <w:p>
@@ -173,11 +151,7 @@
         <w:t xml:space="preserve">Machine Learning &amp; Fullstack Engineer (Intern), KLASS Engineering and Solutions</w:t>
       </w:r>
       <w:r>
-        <w:t xml:space="preserve"> </w:t>
-      </w:r>
-      <w:tab/>
-      <w:r>
-        <w:t xml:space="preserve"> </w:t>
+        <w:br/>
       </w:r>
       <w:r>
         <w:t xml:space="preserve">Sep 2025 – Aug 2026</w:t>
@@ -192,7 +166,7 @@
         </w:numPr>
       </w:pPr>
       <w:r>
-        <w:t xml:space="preserve">Reproduced and benchmarked state-of-the-art vision and audio AI models (NSG-VD, D3, ReStraV, SpeechForensics) to evaluate real-time transparency and explainability in threat detection against proprietary pipelines.</w:t>
+        <w:t xml:space="preserve">Reproduced and benchmarked state-of-the-art AI-generated video and audio detectors (NSG-VD, D3, ReStraV, SpeechForensics) on SLURM-based HPC, achieving 90.03 AUROC on the NSG-VD replication.</w:t>
       </w:r>
     </w:p>
     <w:p>
@@ -204,7 +178,7 @@
         </w:numPr>
       </w:pPr>
       <w:r>
-        <w:t xml:space="preserve">Integrated advanced optical flow (RAFT), segmentation (SAM 2), and point-tracking algorithms (CoTracker) to analyze physical motion derivatives in video sequences for mission-critical data.</w:t>
+        <w:t xml:space="preserve">Integrated optical flow (RAFT), segmentation (SAM 2), and point-tracking (CoTracker) algorithms to analyze physical motion derivatives in video sequences for mission-critical data.</w:t>
       </w:r>
     </w:p>
     <w:p>
@@ -216,7 +190,7 @@
         </w:numPr>
       </w:pPr>
       <w:r>
-        <w:t xml:space="preserve">Engineered a comprehensive data generation pipeline linking video extension models (Wan2.2), voice cloning (Chatterbox), and lip-synchronization (LatentSync) to curate a balanced 1,200-video dataset for benchmarking.</w:t>
+        <w:t xml:space="preserve">Engineered a data generation pipeline chaining video extension (Wan2.2), voice cloning (Chatterbox), and lip-synchronization (LatentSync) models to curate a balanced 1,200-video benchmark dataset.</w:t>
       </w:r>
     </w:p>
     <w:p>
@@ -228,7 +202,7 @@
         </w:numPr>
       </w:pPr>
       <w:r>
-        <w:t xml:space="preserve">Managed GPU-accelerated experimentation on shared SLURM clusters (NVIDIA H200 nodes) via Docker containers, and deployed fullstack architectures (React, Zustand, FastAPI, WebSockets) for multi-model AI endpoints.</w:t>
+        <w:t xml:space="preserve">Evaluated audio-visual synchronization as a deepfake detection signal, selecting a ~0.3 operating threshold through ROC analysis.</w:t>
       </w:r>
     </w:p>
     <w:p>
@@ -240,7 +214,19 @@
         </w:numPr>
       </w:pPr>
       <w:r>
-        <w:t xml:space="preserve">Designed scalable dataset curation workflows with custom validation splits and lightweight sanity-check protocols before full-scale benchmarking.</w:t>
+        <w:t xml:space="preserve">Managed GPU-accelerated experimentation on shared SLURM clusters (NVIDIA H200 nodes) via Docker containers, running sanity-check protocols on custom validation splits before committing cluster time to full-scale benchmarking runs.</w:t>
+      </w:r>
+    </w:p>
+    <w:p>
+      <w:pPr>
+        <w:pStyle w:val="Compact"/>
+        <w:numPr>
+          <w:ilvl w:val="0"/>
+          <w:numId w:val="1003"/>
+        </w:numPr>
+      </w:pPr>
+      <w:r>
+        <w:t xml:space="preserve">Built React frontend components and FastAPI backend services with WebSockets for real-time streaming responses, deploying multi-model AI endpoints for an internal AI chatbot platform.</w:t>
       </w:r>
     </w:p>
     <w:bookmarkEnd w:id="20"/>
@@ -262,12 +248,20 @@
           <w:b/>
           <w:bCs/>
         </w:rPr>
-        <w:t xml:space="preserve">1. Autonomous UAV Navigation in GPS-Denied Environments</w:t>
+        <w:t xml:space="preserve">1. Capstone (MET4004) — Acoustic Noise Reduction for Drones</w:t>
       </w:r>
       <w:r>
         <w:t xml:space="preserve"> </w:t>
       </w:r>
-      <w:tab/>
+      <w:r>
+        <w:t xml:space="preserve">— Project Lead — Software &amp; Electronics (KLASS)</w:t>
+      </w:r>
+      <w:r>
+        <w:br/>
+      </w:r>
+      <w:r>
+        <w:t xml:space="preserve">Aug 2026 – Apr 2027</w:t>
+      </w:r>
     </w:p>
     <w:p>
       <w:pPr>
@@ -278,7 +272,55 @@
         </w:numPr>
       </w:pPr>
       <w:r>
-        <w:t xml:space="preserve">Formulated engineering architectures for indoor UAV navigation utilizing Visual-Inertial Odometry (VIO), spatial AI depth cameras (Luxonis OAK-D Pro), and 1D Time-of-Flight sensors mapped across Raspberry Pi and Pixhawk/ArduPilot controllers.</w:t>
+        <w:t xml:space="preserve">Leading a 3-person team to deliver a proof-of-concept indoor drone for industry sponsor KLASS, targeting a 78 dBA ceiling at a 1 m reference during steady hover, 10-minute hover endurance, and a 370 mm square airframe envelope.</w:t>
+      </w:r>
+    </w:p>
+    <w:p>
+      <w:pPr>
+        <w:pStyle w:val="Compact"/>
+        <w:numPr>
+          <w:ilvl w:val="0"/>
+          <w:numId w:val="1004"/>
+        </w:numPr>
+      </w:pPr>
+      <w:r>
+        <w:t xml:space="preserve">Owning the software and electronics workstream, selecting a low-noise propulsion stack of 5-inch injection-molded toroidal propellers, custom ducts with acoustic lining and serrated trailing edges, 1300 KV low-RPM motors, and AM32 ESC PWM frequency tuning to shift tonal whine into less perceptible bands.</w:t>
+      </w:r>
+    </w:p>
+    <w:p>
+      <w:pPr>
+        <w:pStyle w:val="Compact"/>
+        <w:numPr>
+          <w:ilvl w:val="0"/>
+          <w:numId w:val="1004"/>
+        </w:numPr>
+      </w:pPr>
+      <w:r>
+        <w:t xml:space="preserve">Specified the avionics and power architecture (Holybro Pixhawk 6C Mini, PM02 V2 power module, dedicated 150 A power distribution board), yielding a derated 3.3:1 thrust-to-weight ratio at 1,200 g all-up weight for stable station-keeping in GPS-denied indoor flight.</w:t>
+      </w:r>
+    </w:p>
+    <w:p>
+      <w:pPr>
+        <w:pStyle w:val="Compact"/>
+        <w:numPr>
+          <w:ilvl w:val="0"/>
+          <w:numId w:val="1004"/>
+        </w:numPr>
+      </w:pPr>
+      <w:r>
+        <w:t xml:space="preserve">Designed the acoustic validation campaign to the Von Karman Institute four-microphone methodology with TU Berlin distance normalization to a 1 m reference, enabling direct benchmarking against HKUST’s 90.52 dBA commercial quadcopter baseline and VKI’s DJI Phantom 3 SE measurements.</w:t>
+      </w:r>
+    </w:p>
+    <w:p>
+      <w:pPr>
+        <w:pStyle w:val="Compact"/>
+        <w:numPr>
+          <w:ilvl w:val="0"/>
+          <w:numId w:val="1004"/>
+        </w:numPr>
+      </w:pPr>
+      <w:r>
+        <w:t xml:space="preserve">Specified psychoacoustic post-processing in Python (MoSQITo) under both Zwicker (ISO 532-1) and Moore–Glasberg (ISO 532-2) loudness standards, quantifying perceived annoyance beyond raw sound-pressure level.</w:t>
       </w:r>
     </w:p>
     <w:p>
@@ -290,12 +332,8 @@
           <w:b/>
           <w:bCs/>
         </w:rPr>
-        <w:t xml:space="preserve">2. Aeroacoustic Stealth for Unmanned Systems</w:t>
-      </w:r>
-      <w:r>
-        <w:t xml:space="preserve"> </w:t>
-      </w:r>
-      <w:tab/>
+        <w:t xml:space="preserve">2. Autonomous Trolley Collection Robot</w:t>
+      </w:r>
     </w:p>
     <w:p>
       <w:pPr>
@@ -306,7 +344,7 @@
         </w:numPr>
       </w:pPr>
       <w:r>
-        <w:t xml:space="preserve">Investigated noise reduction strategies for UAVs—combining toroidal propellers, biomimetic owl-wing serrated blade designs, low-KV motors, and Field Oriented Control ESCs—to suppress acoustic signatures.</w:t>
+        <w:t xml:space="preserve">Developed an autonomous robot for collecting stray trolleys on an STM32F7 microcontroller running an RTOS, implementing concurrent tasks for obstacle detection and joystick control over a custom serial communication protocol.</w:t>
       </w:r>
     </w:p>
     <w:p>
@@ -318,12 +356,8 @@
           <w:b/>
           <w:bCs/>
         </w:rPr>
-        <w:t xml:space="preserve">3. Autonomous Trolley Collection Robot</w:t>
-      </w:r>
-      <w:r>
-        <w:t xml:space="preserve"> </w:t>
-      </w:r>
-      <w:tab/>
+        <w:t xml:space="preserve">3. Custom 3D Printer Development</w:t>
+      </w:r>
     </w:p>
     <w:p>
       <w:pPr>
@@ -334,7 +368,7 @@
         </w:numPr>
       </w:pPr>
       <w:r>
-        <w:t xml:space="preserve">Developed an autonomous robot for collecting stray trolleys using an STM32F7 microcontroller with RTOS, implementing tasks for obstacle detection, joystick control, and a custom serial communication protocol.</w:t>
+        <w:t xml:space="preserve">Built a custom 3D printer from off-the-shelf modules, developing custom firmware in C++ (Marlin) and tuning it for print reliability and dimensional accuracy.</w:t>
       </w:r>
     </w:p>
     <w:p>
@@ -346,12 +380,14 @@
           <w:b/>
           <w:bCs/>
         </w:rPr>
-        <w:t xml:space="preserve">4. Custom 3D Printer Development</w:t>
-      </w:r>
-      <w:r>
-        <w:t xml:space="preserve"> </w:t>
-      </w:r>
-      <w:tab/>
+        <w:t xml:space="preserve">4. Panthera Autonomous Vehicle — Intelligent Lighting System</w:t>
+      </w:r>
+      <w:r>
+        <w:br/>
+      </w:r>
+      <w:r>
+        <w:t xml:space="preserve">Aug 2022 – May 2024</w:t>
+      </w:r>
     </w:p>
     <w:p>
       <w:pPr>
@@ -362,7 +398,7 @@
         </w:numPr>
       </w:pPr>
       <w:r>
-        <w:t xml:space="preserve">Built a custom 3D printer, incorporating off-the-shelf modules and developing custom firmware in C++ (Marlin), increasing reliability and accuracy by 50%.</w:t>
+        <w:t xml:space="preserve">Led the design of the full intelligent lighting control system for Panthera, an autonomous vehicle developed under National Robotics Programme funding, implementing it as a rosserial node on an Arduino that subscribed to cmd_vel, IMU, and vehicle-state topics under an RTOS to drive turn, warning, and hazard signaling; the platform passed T1 autonomous testing at CETRAN.</w:t>
       </w:r>
     </w:p>
     <w:p>
@@ -374,17 +410,13 @@
           <w:b/>
           <w:bCs/>
         </w:rPr>
-        <w:t xml:space="preserve">5. Autonomous Vehicle Intelligent Lighting System</w:t>
-      </w:r>
-      <w:r>
-        <w:t xml:space="preserve"> </w:t>
-      </w:r>
-      <w:tab/>
-      <w:r>
-        <w:t xml:space="preserve"> </w:t>
-      </w:r>
-      <w:r>
-        <w:t xml:space="preserve">Aug 2022 – May 2024</w:t>
+        <w:t xml:space="preserve">5. Experimental Thermal Chamber for Embodied AI Testing</w:t>
+      </w:r>
+      <w:r>
+        <w:br/>
+      </w:r>
+      <w:r>
+        <w:t xml:space="preserve">Aug 2024 – May 2025</w:t>
       </w:r>
     </w:p>
     <w:p>
@@ -396,207 +428,65 @@
         </w:numPr>
       </w:pPr>
       <w:r>
-        <w:t xml:space="preserve">Led the design and development of an intelligent lighting control system for an autonomous vehicle, integrating it seamlessly with the main navigation system via RTOS and APIs.</w:t>
-      </w:r>
-    </w:p>
-    <w:p>
-      <w:pPr>
-        <w:pStyle w:val="EntryHeader"/>
+        <w:t xml:space="preserve">Designed and built an experimental temperature chamber simulating human body heat signatures and extreme physical environments for faculty-led embodied AI and robotics hardware testing.</w:t>
+      </w:r>
+    </w:p>
+    <w:p>
+      <w:pPr>
+        <w:pStyle w:val="Compact"/>
+        <w:numPr>
+          <w:ilvl w:val="0"/>
+          <w:numId w:val="1008"/>
+        </w:numPr>
+      </w:pPr>
+      <w:r>
+        <w:t xml:space="preserve">Engineered a closed-loop, thermistor-based IoT control system to hold chamber temperature at setpoint, enabling high-fidelity data collection.</w:t>
+      </w:r>
+    </w:p>
+    <w:bookmarkEnd w:id="21"/>
+    <w:bookmarkStart w:id="22" w:name="skills-competencies"/>
+    <w:p>
+      <w:pPr>
+        <w:pStyle w:val="Heading1"/>
+      </w:pPr>
+      <w:r>
+        <w:t xml:space="preserve">SKILLS / COMPETENCIES</w:t>
+      </w:r>
+    </w:p>
+    <w:p>
+      <w:pPr>
+        <w:pStyle w:val="FirstParagraph"/>
       </w:pPr>
       <w:r>
         <w:rPr>
           <w:b/>
           <w:bCs/>
         </w:rPr>
-        <w:t xml:space="preserve">6. Experimental Thermal Chamber for Embodied AI Testing</w:t>
+        <w:t xml:space="preserve">Robotics, UAV &amp; Autonomous Systems:</w:t>
       </w:r>
       <w:r>
         <w:t xml:space="preserve"> </w:t>
       </w:r>
-      <w:tab/>
-      <w:r>
-        <w:t xml:space="preserve"> </w:t>
-      </w:r>
-      <w:r>
-        <w:t xml:space="preserve">Aug 2024 – May 2025</w:t>
-      </w:r>
-    </w:p>
-    <w:p>
-      <w:pPr>
-        <w:pStyle w:val="Compact"/>
-        <w:numPr>
-          <w:ilvl w:val="0"/>
-          <w:numId w:val="1009"/>
-        </w:numPr>
-      </w:pPr>
-      <w:r>
-        <w:t xml:space="preserve">Designed and implemented an experimental temperature chamber to simulate human body heat signatures and extreme physical environments for environmental robotics testing.</w:t>
-      </w:r>
-    </w:p>
-    <w:p>
-      <w:pPr>
-        <w:pStyle w:val="Compact"/>
-        <w:numPr>
-          <w:ilvl w:val="0"/>
-          <w:numId w:val="1009"/>
-        </w:numPr>
-      </w:pPr>
-      <w:r>
-        <w:t xml:space="preserve">Engineered a closed-loop, thermistor-based control system to regulate precise environmental variables, ensuring high-fidelity data collection.</w:t>
-      </w:r>
-    </w:p>
-    <w:bookmarkEnd w:id="21"/>
-    <w:bookmarkStart w:id="22" w:name="skills-competencies"/>
-    <w:p>
-      <w:pPr>
-        <w:pStyle w:val="Heading1"/>
-      </w:pPr>
-      <w:r>
-        <w:t xml:space="preserve">SKILLS / COMPETENCIES</w:t>
-      </w:r>
-    </w:p>
-    <w:p>
-      <w:pPr>
-        <w:pStyle w:val="FirstParagraph"/>
+      <w:r>
+        <w:t xml:space="preserve">Embodied AI, ROS, SLAM (3D LiDAR), Perception, Sensor Fusion, Visual-Inertial Odometry (VIO), Autonomous Mobile Robots, Quadcopter Design, UAV Flight Testing, UAV Aeroacoustics, Acoustic Noise Reduction, PX4 Autopilot, ArduPilot, Pixhawk</w:t>
+      </w:r>
+    </w:p>
+    <w:p>
+      <w:pPr>
+        <w:pStyle w:val="BodyText"/>
       </w:pPr>
       <w:r>
         <w:rPr>
           <w:b/>
           <w:bCs/>
         </w:rPr>
-        <w:t xml:space="preserve">Robotics &amp; Autonomous Systems</w:t>
-      </w:r>
-    </w:p>
-    <w:p>
-      <w:pPr>
-        <w:pStyle w:val="Compact"/>
-        <w:numPr>
-          <w:ilvl w:val="0"/>
-          <w:numId w:val="1010"/>
-        </w:numPr>
-      </w:pPr>
-      <w:r>
-        <w:t xml:space="preserve">Embodied AI</w:t>
-      </w:r>
-    </w:p>
-    <w:p>
-      <w:pPr>
-        <w:pStyle w:val="Compact"/>
-        <w:numPr>
-          <w:ilvl w:val="0"/>
-          <w:numId w:val="1010"/>
-        </w:numPr>
-      </w:pPr>
-      <w:r>
-        <w:t xml:space="preserve">ROS</w:t>
-      </w:r>
-    </w:p>
-    <w:p>
-      <w:pPr>
-        <w:pStyle w:val="Compact"/>
-        <w:numPr>
-          <w:ilvl w:val="0"/>
-          <w:numId w:val="1010"/>
-        </w:numPr>
-      </w:pPr>
-      <w:r>
-        <w:t xml:space="preserve">SLAM (3D LiDAR)</w:t>
-      </w:r>
-    </w:p>
-    <w:p>
-      <w:pPr>
-        <w:pStyle w:val="Compact"/>
-        <w:numPr>
-          <w:ilvl w:val="0"/>
-          <w:numId w:val="1010"/>
-        </w:numPr>
-      </w:pPr>
-      <w:r>
-        <w:t xml:space="preserve">Visual-Inertial Odometry (VIO)</w:t>
-      </w:r>
-    </w:p>
-    <w:p>
-      <w:pPr>
-        <w:pStyle w:val="Compact"/>
-        <w:numPr>
-          <w:ilvl w:val="0"/>
-          <w:numId w:val="1010"/>
-        </w:numPr>
-      </w:pPr>
-      <w:r>
-        <w:t xml:space="preserve">Sensor Fusion</w:t>
-      </w:r>
-    </w:p>
-    <w:p>
-      <w:pPr>
-        <w:pStyle w:val="Compact"/>
-        <w:numPr>
-          <w:ilvl w:val="0"/>
-          <w:numId w:val="1010"/>
-        </w:numPr>
-      </w:pPr>
-      <w:r>
-        <w:t xml:space="preserve">RTOS</w:t>
-      </w:r>
-    </w:p>
-    <w:p>
-      <w:pPr>
-        <w:pStyle w:val="Compact"/>
-        <w:numPr>
-          <w:ilvl w:val="0"/>
-          <w:numId w:val="1010"/>
-        </w:numPr>
-      </w:pPr>
-      <w:r>
-        <w:t xml:space="preserve">PID Control</w:t>
-      </w:r>
-    </w:p>
-    <w:p>
-      <w:pPr>
-        <w:pStyle w:val="Compact"/>
-        <w:numPr>
-          <w:ilvl w:val="0"/>
-          <w:numId w:val="1010"/>
-        </w:numPr>
-      </w:pPr>
-      <w:r>
-        <w:t xml:space="preserve">UAV Aeroacoustics</w:t>
-      </w:r>
-    </w:p>
-    <w:p>
-      <w:pPr>
-        <w:pStyle w:val="Compact"/>
-        <w:numPr>
-          <w:ilvl w:val="0"/>
-          <w:numId w:val="1010"/>
-        </w:numPr>
-      </w:pPr>
-      <w:r>
-        <w:t xml:space="preserve">PX4 Autopilot</w:t>
-      </w:r>
-    </w:p>
-    <w:p>
-      <w:pPr>
-        <w:pStyle w:val="Compact"/>
-        <w:numPr>
-          <w:ilvl w:val="0"/>
-          <w:numId w:val="1010"/>
-        </w:numPr>
-      </w:pPr>
-      <w:r>
-        <w:t xml:space="preserve">ArduPilot</w:t>
-      </w:r>
-    </w:p>
-    <w:p>
-      <w:pPr>
-        <w:pStyle w:val="Compact"/>
-        <w:numPr>
-          <w:ilvl w:val="0"/>
-          <w:numId w:val="1010"/>
-        </w:numPr>
-      </w:pPr>
-      <w:r>
-        <w:t xml:space="preserve">Pixhawk</w:t>
+        <w:t xml:space="preserve">Embedded, Hardware &amp; Test:</w:t>
+      </w:r>
+      <w:r>
+        <w:t xml:space="preserve"> </w:t>
+      </w:r>
+      <w:r>
+        <w:t xml:space="preserve">Embedded C / C++, RTOS, Microcontrollers (STM32, Arduino), PID Control, Closed-Loop IoT Control, PCB Design, Firmware Development, Hardware Prototyping, Experimental Design, Test &amp; Validation</w:t>
       </w:r>
     </w:p>
     <w:bookmarkEnd w:id="22"/>
@@ -618,14 +508,10 @@
           <w:b/>
           <w:bCs/>
         </w:rPr>
-        <w:t xml:space="preserve">DigiPen Institute of Technology &amp; Singapore Institute of Technology</w:t>
-      </w:r>
-      <w:r>
-        <w:t xml:space="preserve"> </w:t>
-      </w:r>
-      <w:tab/>
-      <w:r>
-        <w:t xml:space="preserve"> </w:t>
+        <w:t xml:space="preserve">DigiPen Institute of Technology &amp; SIT</w:t>
+      </w:r>
+      <w:r>
+        <w:br/>
       </w:r>
       <w:r>
         <w:t xml:space="preserve">Aug 2023 – May 2027</w:t>
@@ -636,7 +522,7 @@
         <w:pStyle w:val="Compact"/>
         <w:numPr>
           <w:ilvl w:val="0"/>
-          <w:numId w:val="1011"/>
+          <w:numId w:val="1009"/>
         </w:numPr>
       </w:pPr>
       <w:r>
@@ -648,7 +534,7 @@
         <w:pStyle w:val="Compact"/>
         <w:numPr>
           <w:ilvl w:val="0"/>
-          <w:numId w:val="1011"/>
+          <w:numId w:val="1009"/>
         </w:numPr>
       </w:pPr>
       <w:r>
@@ -667,11 +553,7 @@
         <w:t xml:space="preserve">Ngee Ann Polytechnic</w:t>
       </w:r>
       <w:r>
-        <w:t xml:space="preserve"> </w:t>
-      </w:r>
-      <w:tab/>
-      <w:r>
-        <w:t xml:space="preserve"> </w:t>
+        <w:br/>
       </w:r>
       <w:r>
         <w:t xml:space="preserve">Sep 2022 – Sep 2023</w:t>
@@ -682,7 +564,7 @@
         <w:pStyle w:val="Compact"/>
         <w:numPr>
           <w:ilvl w:val="0"/>
-          <w:numId w:val="1012"/>
+          <w:numId w:val="1010"/>
         </w:numPr>
       </w:pPr>
       <w:r>
@@ -694,7 +576,7 @@
         <w:pStyle w:val="Compact"/>
         <w:numPr>
           <w:ilvl w:val="0"/>
-          <w:numId w:val="1012"/>
+          <w:numId w:val="1010"/>
         </w:numPr>
       </w:pPr>
       <w:r>
@@ -713,11 +595,7 @@
         <w:t xml:space="preserve">Singapore Polytechnic</w:t>
       </w:r>
       <w:r>
-        <w:t xml:space="preserve"> </w:t>
-      </w:r>
-      <w:tab/>
-      <w:r>
-        <w:t xml:space="preserve"> </w:t>
+        <w:br/>
       </w:r>
       <w:r>
         <w:t xml:space="preserve">Apr 2017 – Sep 2020</w:t>
@@ -728,7 +606,7 @@
         <w:pStyle w:val="Compact"/>
         <w:numPr>
           <w:ilvl w:val="0"/>
-          <w:numId w:val="1013"/>
+          <w:numId w:val="1011"/>
         </w:numPr>
       </w:pPr>
       <w:r>
@@ -740,7 +618,7 @@
         <w:pStyle w:val="Compact"/>
         <w:numPr>
           <w:ilvl w:val="0"/>
-          <w:numId w:val="1013"/>
+          <w:numId w:val="1011"/>
         </w:numPr>
       </w:pPr>
       <w:r>
@@ -757,140 +635,54 @@
         <w:t xml:space="preserve">AWARDS / ACHIEVEMENTS / CERTIFICATES</w:t>
       </w:r>
     </w:p>
-    <w:tbl>
-      <w:tblPr>
-        <w:tblStyle w:val="Table"/>
-        <w:tblW w:type="pct" w:w="5000"/>
-        <w:jc w:val="left"/>
-        <w:tblLayout w:type="fixed"/>
-        <w:tblLook w:firstRow="1" w:lastRow="0" w:firstColumn="0" w:lastColumn="0" w:noHBand="0" w:noVBand="0" w:val="0020"/>
-      </w:tblPr>
-      <w:tblGrid>
-        <w:gridCol w:w="3394"/>
-        <w:gridCol w:w="4525"/>
-      </w:tblGrid>
-      <w:tr>
-        <w:trPr>
-          <w:tblHeader w:val="on"/>
-        </w:trPr>
-        <w:tc>
-          <w:tcPr/>
-          <w:p>
-            <w:pPr>
-              <w:pStyle w:val="Compact"/>
-              <w:jc w:val="left"/>
-            </w:pPr>
-            <w:r>
-              <w:t xml:space="preserve">Award / Certificate</w:t>
-            </w:r>
-          </w:p>
-        </w:tc>
-        <w:tc>
-          <w:tcPr/>
-          <w:p>
-            <w:pPr>
-              <w:pStyle w:val="Compact"/>
-              <w:jc w:val="right"/>
-            </w:pPr>
-            <w:r>
-              <w:t xml:space="preserve">Date</w:t>
-            </w:r>
-          </w:p>
-        </w:tc>
-      </w:tr>
-      <w:tr>
-        <w:tc>
-          <w:tcPr/>
-          <w:p>
-            <w:pPr>
-              <w:pStyle w:val="Compact"/>
-              <w:jc w:val="left"/>
-            </w:pPr>
-            <w:r>
-              <w:t xml:space="preserve">MOE (Ministry of Education) Instructor Certification (Achieved at age 18)</w:t>
-            </w:r>
-          </w:p>
-        </w:tc>
-        <w:tc>
-          <w:tcPr/>
-          <w:p>
-            <w:pPr>
-              <w:pStyle w:val="Compact"/>
-              <w:jc w:val="right"/>
-            </w:pPr>
-            <w:r>
-              <w:t xml:space="preserve">Valid Oct 2018 – Oct 2026</w:t>
-            </w:r>
-          </w:p>
-        </w:tc>
-      </w:tr>
-      <w:tr>
-        <w:tc>
-          <w:tcPr/>
-          <w:p>
-            <w:pPr>
-              <w:pStyle w:val="Compact"/>
-              <w:jc w:val="left"/>
-            </w:pPr>
-            <w:r>
-              <w:t xml:space="preserve">Google Crash Course on Python</w:t>
-            </w:r>
-          </w:p>
-        </w:tc>
-        <w:tc>
-          <w:tcPr/>
-          <w:p>
-            <w:pPr>
-              <w:pStyle w:val="Compact"/>
-            </w:pPr>
-          </w:p>
-        </w:tc>
-      </w:tr>
-      <w:tr>
-        <w:tc>
-          <w:tcPr/>
-          <w:p>
-            <w:pPr>
-              <w:pStyle w:val="Compact"/>
-              <w:jc w:val="left"/>
-            </w:pPr>
-            <w:r>
-              <w:t xml:space="preserve">Google The Bits and Bytes of Computer Networking</w:t>
-            </w:r>
-          </w:p>
-        </w:tc>
-        <w:tc>
-          <w:tcPr/>
-          <w:p>
-            <w:pPr>
-              <w:pStyle w:val="Compact"/>
-            </w:pPr>
-          </w:p>
-        </w:tc>
-      </w:tr>
-      <w:tr>
-        <w:tc>
-          <w:tcPr/>
-          <w:p>
-            <w:pPr>
-              <w:pStyle w:val="Compact"/>
-              <w:jc w:val="left"/>
-            </w:pPr>
-            <w:r>
-              <w:t xml:space="preserve">Coursera Machine Learning</w:t>
-            </w:r>
-          </w:p>
-        </w:tc>
-        <w:tc>
-          <w:tcPr/>
-          <w:p>
-            <w:pPr>
-              <w:pStyle w:val="Compact"/>
-            </w:pPr>
-          </w:p>
-        </w:tc>
-      </w:tr>
-    </w:tbl>
+    <w:p>
+      <w:pPr>
+        <w:pStyle w:val="Compact"/>
+        <w:numPr>
+          <w:ilvl w:val="0"/>
+          <w:numId w:val="1012"/>
+        </w:numPr>
+      </w:pPr>
+      <w:r>
+        <w:t xml:space="preserve">MOE (Ministry of Education) Instructor Certification (Achieved at age 18) — Valid Oct 2018 – Oct 2026</w:t>
+      </w:r>
+    </w:p>
+    <w:p>
+      <w:pPr>
+        <w:pStyle w:val="Compact"/>
+        <w:numPr>
+          <w:ilvl w:val="0"/>
+          <w:numId w:val="1012"/>
+        </w:numPr>
+      </w:pPr>
+      <w:r>
+        <w:t xml:space="preserve">Google Crash Course on Python</w:t>
+      </w:r>
+    </w:p>
+    <w:p>
+      <w:pPr>
+        <w:pStyle w:val="Compact"/>
+        <w:numPr>
+          <w:ilvl w:val="0"/>
+          <w:numId w:val="1012"/>
+        </w:numPr>
+      </w:pPr>
+      <w:r>
+        <w:t xml:space="preserve">Google The Bits and Bytes of Computer Networking</w:t>
+      </w:r>
+    </w:p>
+    <w:p>
+      <w:pPr>
+        <w:pStyle w:val="Compact"/>
+        <w:numPr>
+          <w:ilvl w:val="0"/>
+          <w:numId w:val="1012"/>
+        </w:numPr>
+      </w:pPr>
+      <w:r>
+        <w:t xml:space="preserve">Coursera Machine Learning</w:t>
+      </w:r>
+    </w:p>
     <w:bookmarkEnd w:id="24"/>
     <w:sectPr/>
   </w:body>
@@ -1068,91 +860,6 @@
     <w:lvl w:ilvl="8">
       <w:numFmt w:val="bullet"/>
       <w:lvlText w:val="•"/>
-      <w:lvlJc w:val="left"/>
-      <w:pPr>
-        <w:ind w:left="6480" w:hanging="480"/>
-      </w:pPr>
-    </w:lvl>
-  </w:abstractNum>
-  <w:abstractNum w:abstractNumId="99411">
-    <w:nsid w:val="00A99411"/>
-    <w:multiLevelType w:val="multilevel"/>
-    <w:lvl w:ilvl="0">
-      <w:start w:val="1"/>
-      <w:numFmt w:val="decimal"/>
-      <w:lvlText w:val="%1."/>
-      <w:lvlJc w:val="left"/>
-      <w:pPr>
-        <w:ind w:left="720" w:hanging="480"/>
-      </w:pPr>
-    </w:lvl>
-    <w:lvl w:ilvl="1">
-      <w:start w:val="1"/>
-      <w:numFmt w:val="decimal"/>
-      <w:lvlText w:val="%2."/>
-      <w:lvlJc w:val="left"/>
-      <w:pPr>
-        <w:ind w:left="1440" w:hanging="480"/>
-      </w:pPr>
-    </w:lvl>
-    <w:lvl w:ilvl="2">
-      <w:start w:val="1"/>
-      <w:numFmt w:val="decimal"/>
-      <w:lvlText w:val="%3."/>
-      <w:lvlJc w:val="left"/>
-      <w:pPr>
-        <w:ind w:left="2160" w:hanging="480"/>
-      </w:pPr>
-    </w:lvl>
-    <w:lvl w:ilvl="3">
-      <w:start w:val="1"/>
-      <w:numFmt w:val="decimal"/>
-      <w:lvlText w:val="%4."/>
-      <w:lvlJc w:val="left"/>
-      <w:pPr>
-        <w:ind w:left="2880" w:hanging="480"/>
-      </w:pPr>
-    </w:lvl>
-    <w:lvl w:ilvl="4">
-      <w:start w:val="1"/>
-      <w:numFmt w:val="decimal"/>
-      <w:lvlText w:val="%5."/>
-      <w:lvlJc w:val="left"/>
-      <w:pPr>
-        <w:ind w:left="3600" w:hanging="480"/>
-      </w:pPr>
-    </w:lvl>
-    <w:lvl w:ilvl="5">
-      <w:start w:val="1"/>
-      <w:numFmt w:val="decimal"/>
-      <w:lvlText w:val="%6."/>
-      <w:lvlJc w:val="left"/>
-      <w:pPr>
-        <w:ind w:left="4320" w:hanging="480"/>
-      </w:pPr>
-    </w:lvl>
-    <w:lvl w:ilvl="6">
-      <w:start w:val="1"/>
-      <w:numFmt w:val="decimal"/>
-      <w:lvlText w:val="%7."/>
-      <w:lvlJc w:val="left"/>
-      <w:pPr>
-        <w:ind w:left="5040" w:hanging="480"/>
-      </w:pPr>
-    </w:lvl>
-    <w:lvl w:ilvl="7">
-      <w:start w:val="1"/>
-      <w:numFmt w:val="decimal"/>
-      <w:lvlText w:val="%8."/>
-      <w:lvlJc w:val="left"/>
-      <w:pPr>
-        <w:ind w:left="5760" w:hanging="480"/>
-      </w:pPr>
-    </w:lvl>
-    <w:lvl w:ilvl="8">
-      <w:start w:val="1"/>
-      <w:numFmt w:val="decimal"/>
-      <w:lvlText w:val="%9."/>
       <w:lvlJc w:val="left"/>
       <w:pPr>
         <w:ind w:left="6480" w:hanging="480"/>
@@ -1190,42 +897,12 @@
     <w:abstractNumId w:val="991"/>
   </w:num>
   <w:num w:numId="1010">
-    <w:abstractNumId w:val="99411"/>
-    <w:lvlOverride w:ilvl="0">
-      <w:startOverride w:val="1"/>
-    </w:lvlOverride>
-    <w:lvlOverride w:ilvl="1">
-      <w:startOverride w:val="1"/>
-    </w:lvlOverride>
-    <w:lvlOverride w:ilvl="2">
-      <w:startOverride w:val="1"/>
-    </w:lvlOverride>
-    <w:lvlOverride w:ilvl="3">
-      <w:startOverride w:val="1"/>
-    </w:lvlOverride>
-    <w:lvlOverride w:ilvl="4">
-      <w:startOverride w:val="1"/>
-    </w:lvlOverride>
-    <w:lvlOverride w:ilvl="5">
-      <w:startOverride w:val="1"/>
-    </w:lvlOverride>
-    <w:lvlOverride w:ilvl="6">
-      <w:startOverride w:val="1"/>
-    </w:lvlOverride>
-    <w:lvlOverride w:ilvl="7">
-      <w:startOverride w:val="1"/>
-    </w:lvlOverride>
-    <w:lvlOverride w:ilvl="8">
-      <w:startOverride w:val="1"/>
-    </w:lvlOverride>
+    <w:abstractNumId w:val="991"/>
   </w:num>
   <w:num w:numId="1011">
     <w:abstractNumId w:val="991"/>
   </w:num>
   <w:num w:numId="1012">
-    <w:abstractNumId w:val="991"/>
-  </w:num>
-  <w:num w:numId="1013">
     <w:abstractNumId w:val="991"/>
   </w:num>
 </w:numbering>
@@ -1252,6 +929,9 @@
   <w:style w:default="1" w:styleId="Normal" w:type="paragraph">
     <w:name w:val="Normal"/>
     <w:qFormat/>
+    <w:rPr>
+      <w:sz w:val="18"/>
+    </w:rPr>
   </w:style>
   <w:style w:styleId="BodyText" w:type="paragraph">
     <w:name w:val="Body Text"/>
@@ -1292,7 +972,7 @@
       <w:b/>
       <w:bCs/>
       <w:color w:themeColor="accent1" w:themeShade="B5" w:val="1F4E79"/>
-      <w:sz w:val="56"/>
+      <w:sz w:val="36"/>
       <w:szCs w:val="36"/>
     </w:rPr>
   </w:style>
@@ -1394,7 +1074,7 @@
       <w:bCs/>
       <w:caps/>
       <w:color w:themeColor="accent1" w:val="808080"/>
-      <w:sz w:val="32"/>
+      <w:sz w:val="30"/>
       <w:szCs w:val="32"/>
     </w:rPr>
   </w:style>
@@ -1738,46 +1418,19 @@
     <w:rPr>
       <w:b/>
       <w:color w:val="1F4E79"/>
-      <w:sz w:val="56"/>
-    </w:rPr>
-  </w:style>
-  <w:style w:styleId="ContactBlock" w:type="paragraph">
-    <w:name w:val="Contact Block"/>
-    <w:basedOn w:val="Normal"/>
-    <w:pPr>
-      <w:jc w:val="right"/>
-    </w:pPr>
-    <w:rPr>
-      <w:b/>
-      <w:color w:val="1F4E79"/>
+      <w:sz w:val="36"/>
     </w:rPr>
   </w:style>
   <w:style w:styleId="EntryHeader" w:type="paragraph">
     <w:name w:val="Entry Header"/>
     <w:basedOn w:val="Normal"/>
     <w:pPr>
-      <w:tabs>
-        <w:tab w:pos="9600" w:val="right"/>
-      </w:tabs>
+      <w:spacing w:before="120"/>
     </w:pPr>
     <w:rPr>
       <w:b/>
-    </w:rPr>
-  </w:style>
-  <w:style w:type="paragraph" w:customStyle="1" w:styleId="ContactBlock">
-    <w:name w:val="ContactBlock"/>
-    <w:basedOn w:val="BodyText"/>
-    <w:qFormat/>
-  </w:style>
-  <w:style w:type="paragraph" w:customStyle="1" w:styleId="EntryHeader">
-    <w:name w:val="EntryHeader"/>
-    <w:basedOn w:val="BodyText"/>
-    <w:qFormat/>
-  </w:style>
-  <w:style w:type="paragraph" w:customStyle="1" w:styleId="ResumeName">
-    <w:name w:val="ResumeName"/>
-    <w:basedOn w:val="BodyText"/>
-    <w:qFormat/>
+      <w:sz w:val="24"/>
+    </w:rPr>
   </w:style>
   <w:style w:type="paragraph" w:customStyle="1" w:styleId="SourceCode">
     <w:name w:val="Source Code"/>

--- a/dist/resume-robotics-embedded-focused.docx
+++ b/dist/resume-robotics-embedded-focused.docx
@@ -40,13 +40,19 @@
           <w:b/>
           <w:bCs/>
         </w:rPr>
-        <w:t xml:space="preserve">Research Assistant (Full Time / Volunteer), SUTD – ROAR Lab</w:t>
+        <w:t xml:space="preserve">SUTD – ROAR Lab</w:t>
       </w:r>
       <w:r>
         <w:br/>
       </w:r>
       <w:r>
-        <w:t xml:space="preserve">Aug 2022 – May 2024</w:t>
+        <w:t xml:space="preserve">Research Assistant</w:t>
+      </w:r>
+      <w:r>
+        <w:br/>
+      </w:r>
+      <w:r>
+        <w:t xml:space="preserve">Aug 2022 – May 2024 (Volunteer until Nov 2022, Full Time thereafter)</w:t>
       </w:r>
     </w:p>
     <w:p>
@@ -58,7 +64,7 @@
         </w:numPr>
       </w:pPr>
       <w:r>
-        <w:t xml:space="preserve">Developed perception software processing 3D LiDAR data for autonomous mobile robots, designing architectures integrating Embedded C++, ROS, and sensor fusion.</w:t>
+        <w:t xml:space="preserve">Led the design of Panthera’s intelligent lighting control system to signal the autonomous vehicle’s intent to pedestrians and meet testing safety requirements, running a rosserial node on an Arduino under an RTOS that mapped cmd_vel, IMU, and vehicle-state topics to turn, warning, and hazard signals; the platform passed T1 autonomous testing at CETRAN.</w:t>
       </w:r>
     </w:p>
     <w:p>
@@ -70,7 +76,7 @@
         </w:numPr>
       </w:pPr>
       <w:r>
-        <w:t xml:space="preserve">Led the design of the full intelligent lighting control system for Panthera, an autonomous vehicle developed under National Robotics Programme funding, implementing it as a rosserial node on an Arduino that subscribed to cmd_vel, IMU, and vehicle-state topics under an RTOS to drive turn, warning, and hazard signaling; the platform passed T1 autonomous testing at CETRAN.</w:t>
+        <w:t xml:space="preserve">Wired and integrated the 3D LiDAR used for Panthera’s obstacle detection, mapping, and localization, verifying sensor output through depth-map visualization, and supported the vehicle through its T1 autonomous field testing.</w:t>
       </w:r>
     </w:p>
     <w:p>
@@ -82,7 +88,7 @@
         </w:numPr>
       </w:pPr>
       <w:r>
-        <w:t xml:space="preserve">Built a predictive safety model to detect a stair-climbing robot’s fall risk, deploying Long Short-Term Memory networks (LSTMs) over sensor time-series data.</w:t>
+        <w:t xml:space="preserve">Explored predictive safety for a stair-climbing robot by training and evaluating Long Short-Term Memory (LSTM) networks on its sensor time-series data, showing that fall risk could be predicted.</w:t>
       </w:r>
     </w:p>
     <w:p>
@@ -94,12 +100,18 @@
           <w:b/>
           <w:bCs/>
         </w:rPr>
-        <w:t xml:space="preserve">Student Research Engineer, Singapore Institute of Technology (SIT)</w:t>
+        <w:t xml:space="preserve">Singapore Institute of Technology (SIT)</w:t>
       </w:r>
       <w:r>
         <w:br/>
       </w:r>
       <w:r>
+        <w:t xml:space="preserve">Student Research Engineer</w:t>
+      </w:r>
+      <w:r>
+        <w:br/>
+      </w:r>
+      <w:r>
         <w:t xml:space="preserve">Aug 2024 – May 2025</w:t>
       </w:r>
     </w:p>
@@ -112,7 +124,7 @@
         </w:numPr>
       </w:pPr>
       <w:r>
-        <w:t xml:space="preserve">Designed and built an experimental temperature chamber simulating human body heat signatures and extreme physical environments for faculty-led embodied AI and robotics hardware testing.</w:t>
+        <w:t xml:space="preserve">Designed and built a temperature-controlled enclosure around a compression testing machine for faculty research on how foods behave during chewing, defining the electrical architecture and selecting components before handing the completed chamber over to the research team.</w:t>
       </w:r>
     </w:p>
     <w:p>
@@ -124,19 +136,7 @@
         </w:numPr>
       </w:pPr>
       <w:r>
-        <w:t xml:space="preserve">Engineered a closed-loop, thermistor-based IoT control system to hold chamber temperature at setpoint, enabling high-fidelity data collection.</w:t>
-      </w:r>
-    </w:p>
-    <w:p>
-      <w:pPr>
-        <w:pStyle w:val="Compact"/>
-        <w:numPr>
-          <w:ilvl w:val="0"/>
-          <w:numId w:val="1002"/>
-        </w:numPr>
-      </w:pPr>
-      <w:r>
-        <w:t xml:space="preserve">Established repeatable testing and data collection protocols for faculty-led embodied AI and robotics hardware projects.</w:t>
+        <w:t xml:space="preserve">Engineered closed-loop temperature control with a thermistor and standalone temperature controller, holding the chamber within ±2 °C of a 37 °C body-temperature setpoint for consistent test conditions.</w:t>
       </w:r>
     </w:p>
     <w:p>
@@ -148,12 +148,18 @@
           <w:b/>
           <w:bCs/>
         </w:rPr>
-        <w:t xml:space="preserve">Machine Learning &amp; Fullstack Engineer (Intern), KLASS Engineering and Solutions</w:t>
+        <w:t xml:space="preserve">KLASS Engineering and Solutions</w:t>
       </w:r>
       <w:r>
         <w:br/>
       </w:r>
       <w:r>
+        <w:t xml:space="preserve">Machine Learning &amp; Fullstack Engineer (Intern)</w:t>
+      </w:r>
+      <w:r>
+        <w:br/>
+      </w:r>
+      <w:r>
         <w:t xml:space="preserve">Sep 2025 – Aug 2026</w:t>
       </w:r>
     </w:p>
@@ -166,7 +172,7 @@
         </w:numPr>
       </w:pPr>
       <w:r>
-        <w:t xml:space="preserve">Reproduced and benchmarked state-of-the-art AI-generated video and audio detectors (NSG-VD, D3, ReStraV, SpeechForensics) on SLURM-based HPC, achieving 90.03 AUROC on the NSG-VD replication.</w:t>
+        <w:t xml:space="preserve">Reproduced and benchmarked state-of-the-art AI-generated video and audio detectors (NSG-VD, D3, ReStraV, SpeechForensics) on SLURM-based HPC to assess detection capability against AI-generated media as a public-safety threat, achieving 90.03 AUROC on the NSG-VD replication.</w:t>
       </w:r>
     </w:p>
     <w:p>
@@ -178,7 +184,7 @@
         </w:numPr>
       </w:pPr>
       <w:r>
-        <w:t xml:space="preserve">Integrated optical flow (RAFT), segmentation (SAM 2), and point-tracking (CoTracker) algorithms to analyze physical motion derivatives in video sequences for mission-critical data.</w:t>
+        <w:t xml:space="preserve">Ran ablation studies integrating optical flow (RAFT), segmentation (SAM 2), and point tracking (CoTracker) to test whether physical-motion signals in video sequences can distinguish AI-generated content, finding mixed evidence of a usable signal.</w:t>
       </w:r>
     </w:p>
     <w:p>
@@ -190,7 +196,7 @@
         </w:numPr>
       </w:pPr>
       <w:r>
-        <w:t xml:space="preserve">Engineered a data generation pipeline chaining video extension (Wan2.2), voice cloning (Chatterbox), and lip-synchronization (LatentSync) models to curate a balanced 1,200-video benchmark dataset.</w:t>
+        <w:t xml:space="preserve">Engineered a data generation pipeline chaining video extension (Wan2.2), voice cloning (Chatterbox), and lip-sync (LatentSync) models to curate a balanced 1,200-video real/fake dataset, used to compare all four detectors consistently and to test models at small scale before committing larger compute.</w:t>
       </w:r>
     </w:p>
     <w:p>
@@ -214,7 +220,7 @@
         </w:numPr>
       </w:pPr>
       <w:r>
-        <w:t xml:space="preserve">Managed GPU-accelerated experimentation on shared SLURM clusters (NVIDIA H200 nodes) via Docker containers, running sanity-check protocols on custom validation splits before committing cluster time to full-scale benchmarking runs.</w:t>
+        <w:t xml:space="preserve">Managed GPU-accelerated experimentation on shared SLURM clusters (NVIDIA H200 nodes) via Docker containers, running sanity-check protocols on custom validation splits that caught pipeline errors before committing to training and synthetic-deepfake generation runs of up to 5 hours each.</w:t>
       </w:r>
     </w:p>
     <w:p>
@@ -226,11 +232,147 @@
         </w:numPr>
       </w:pPr>
       <w:r>
-        <w:t xml:space="preserve">Built React frontend components and FastAPI backend services with WebSockets for real-time streaming responses, deploying multi-model AI endpoints for an internal AI chatbot platform.</w:t>
+        <w:t xml:space="preserve">Built React frontend components and FastAPI backend services with WebSockets for real-time streaming responses, deploying multi-model AI endpoints for a company-wide internal AI chatbot platform that gave staff a secure alternative to public AI tools, with search across internal documents.</w:t>
       </w:r>
     </w:p>
     <w:bookmarkEnd w:id="20"/>
-    <w:bookmarkStart w:id="21" w:name="projects"/>
+    <w:bookmarkStart w:id="21" w:name="education"/>
+    <w:p>
+      <w:pPr>
+        <w:pStyle w:val="Heading1"/>
+      </w:pPr>
+      <w:r>
+        <w:t xml:space="preserve">EDUCATION</w:t>
+      </w:r>
+    </w:p>
+    <w:p>
+      <w:pPr>
+        <w:pStyle w:val="EntryHeader"/>
+      </w:pPr>
+      <w:r>
+        <w:rPr>
+          <w:b/>
+          <w:bCs/>
+        </w:rPr>
+        <w:t xml:space="preserve">DigiPen Institute of Technology &amp; SIT</w:t>
+      </w:r>
+      <w:r>
+        <w:br/>
+      </w:r>
+      <w:r>
+        <w:t xml:space="preserve">Aug 2023 – May 2027</w:t>
+      </w:r>
+    </w:p>
+    <w:p>
+      <w:pPr>
+        <w:pStyle w:val="Compact"/>
+        <w:numPr>
+          <w:ilvl w:val="0"/>
+          <w:numId w:val="1004"/>
+        </w:numPr>
+      </w:pPr>
+      <w:r>
+        <w:t xml:space="preserve">B.Eng. Mechatronics Systems</w:t>
+      </w:r>
+    </w:p>
+    <w:p>
+      <w:pPr>
+        <w:pStyle w:val="Compact"/>
+        <w:numPr>
+          <w:ilvl w:val="0"/>
+          <w:numId w:val="1004"/>
+        </w:numPr>
+      </w:pPr>
+      <w:r>
+        <w:t xml:space="preserve">Relevant Coursework: Mechanics, Control Systems, Robotics, Embedded Systems, Machine Learning, Systems and Software Engineering</w:t>
+      </w:r>
+    </w:p>
+    <w:p>
+      <w:pPr>
+        <w:pStyle w:val="EntryHeader"/>
+      </w:pPr>
+      <w:r>
+        <w:rPr>
+          <w:b/>
+          <w:bCs/>
+        </w:rPr>
+        <w:t xml:space="preserve">Ngee Ann Polytechnic</w:t>
+      </w:r>
+      <w:r>
+        <w:br/>
+      </w:r>
+      <w:r>
+        <w:t xml:space="preserve">Sep 2022 – Sep 2023</w:t>
+      </w:r>
+    </w:p>
+    <w:p>
+      <w:pPr>
+        <w:pStyle w:val="Compact"/>
+        <w:numPr>
+          <w:ilvl w:val="0"/>
+          <w:numId w:val="1005"/>
+        </w:numPr>
+      </w:pPr>
+      <w:r>
+        <w:t xml:space="preserve">Specialist Diploma in Robotics Engineering (SGInnovate PowerX)</w:t>
+      </w:r>
+    </w:p>
+    <w:p>
+      <w:pPr>
+        <w:pStyle w:val="Compact"/>
+        <w:numPr>
+          <w:ilvl w:val="0"/>
+          <w:numId w:val="1005"/>
+        </w:numPr>
+      </w:pPr>
+      <w:r>
+        <w:t xml:space="preserve">Relevant Coursework: Autonomous Robot Navigation, Machine Learning/Deep Learning for Robotics, Computer Vision</w:t>
+      </w:r>
+    </w:p>
+    <w:p>
+      <w:pPr>
+        <w:pStyle w:val="EntryHeader"/>
+      </w:pPr>
+      <w:r>
+        <w:rPr>
+          <w:b/>
+          <w:bCs/>
+        </w:rPr>
+        <w:t xml:space="preserve">Singapore Polytechnic</w:t>
+      </w:r>
+      <w:r>
+        <w:br/>
+      </w:r>
+      <w:r>
+        <w:t xml:space="preserve">Apr 2017 – Sep 2020</w:t>
+      </w:r>
+    </w:p>
+    <w:p>
+      <w:pPr>
+        <w:pStyle w:val="Compact"/>
+        <w:numPr>
+          <w:ilvl w:val="0"/>
+          <w:numId w:val="1006"/>
+        </w:numPr>
+      </w:pPr>
+      <w:r>
+        <w:t xml:space="preserve">Diploma in Mechatronics and Robotics</w:t>
+      </w:r>
+    </w:p>
+    <w:p>
+      <w:pPr>
+        <w:pStyle w:val="Compact"/>
+        <w:numPr>
+          <w:ilvl w:val="0"/>
+          <w:numId w:val="1006"/>
+        </w:numPr>
+      </w:pPr>
+      <w:r>
+        <w:t xml:space="preserve">Relevant Coursework: Microcontroller Applications, PLCs, and Robotics Integration</w:t>
+      </w:r>
+    </w:p>
+    <w:bookmarkEnd w:id="21"/>
+    <w:bookmarkStart w:id="22" w:name="projects"/>
     <w:p>
       <w:pPr>
         <w:pStyle w:val="Heading1"/>
@@ -251,15 +393,15 @@
         <w:t xml:space="preserve">1. Capstone (MET4004) — Acoustic Noise Reduction for Drones</w:t>
       </w:r>
       <w:r>
-        <w:t xml:space="preserve"> </w:t>
-      </w:r>
-      <w:r>
-        <w:t xml:space="preserve">— Project Lead — Software &amp; Electronics (KLASS)</w:t>
-      </w:r>
-      <w:r>
         <w:br/>
       </w:r>
       <w:r>
+        <w:t xml:space="preserve">Project Lead, Software &amp; Electronics (Sponsored by KLASS)</w:t>
+      </w:r>
+      <w:r>
+        <w:br/>
+      </w:r>
+      <w:r>
         <w:t xml:space="preserve">Aug 2026 – Apr 2027</w:t>
       </w:r>
     </w:p>
@@ -268,19 +410,19 @@
         <w:pStyle w:val="Compact"/>
         <w:numPr>
           <w:ilvl w:val="0"/>
-          <w:numId w:val="1004"/>
-        </w:numPr>
-      </w:pPr>
-      <w:r>
-        <w:t xml:space="preserve">Leading a 3-person team to deliver a proof-of-concept indoor drone for industry sponsor KLASS, targeting a 78 dBA ceiling at a 1 m reference during steady hover, 10-minute hover endurance, and a 370 mm square airframe envelope.</w:t>
-      </w:r>
-    </w:p>
-    <w:p>
-      <w:pPr>
-        <w:pStyle w:val="Compact"/>
-        <w:numPr>
-          <w:ilvl w:val="0"/>
-          <w:numId w:val="1004"/>
+          <w:numId w:val="1007"/>
+        </w:numPr>
+      </w:pPr>
+      <w:r>
+        <w:t xml:space="preserve">Leading a 3-person team to deliver a proof-of-concept quiet indoor drone for end user MHA to reduce acoustic detectability, targeting a 78 dBA ceiling at a 1 m reference during steady hover, 10-minute hover endurance, and a 370 mm square airframe envelope, with the project proposal approved.</w:t>
+      </w:r>
+    </w:p>
+    <w:p>
+      <w:pPr>
+        <w:pStyle w:val="Compact"/>
+        <w:numPr>
+          <w:ilvl w:val="0"/>
+          <w:numId w:val="1007"/>
         </w:numPr>
       </w:pPr>
       <w:r>
@@ -292,35 +434,35 @@
         <w:pStyle w:val="Compact"/>
         <w:numPr>
           <w:ilvl w:val="0"/>
-          <w:numId w:val="1004"/>
-        </w:numPr>
-      </w:pPr>
-      <w:r>
-        <w:t xml:space="preserve">Specified the avionics and power architecture (Holybro Pixhawk 6C Mini, PM02 V2 power module, dedicated 150 A power distribution board), yielding a derated 3.3:1 thrust-to-weight ratio at 1,200 g all-up weight for stable station-keeping in GPS-denied indoor flight.</w:t>
-      </w:r>
-    </w:p>
-    <w:p>
-      <w:pPr>
-        <w:pStyle w:val="Compact"/>
-        <w:numPr>
-          <w:ilvl w:val="0"/>
-          <w:numId w:val="1004"/>
-        </w:numPr>
-      </w:pPr>
-      <w:r>
-        <w:t xml:space="preserve">Designed the acoustic validation campaign to the Von Karman Institute four-microphone methodology with TU Berlin distance normalization to a 1 m reference, enabling direct benchmarking against HKUST’s 90.52 dBA commercial quadcopter baseline and VKI’s DJI Phantom 3 SE measurements.</w:t>
-      </w:r>
-    </w:p>
-    <w:p>
-      <w:pPr>
-        <w:pStyle w:val="Compact"/>
-        <w:numPr>
-          <w:ilvl w:val="0"/>
-          <w:numId w:val="1004"/>
-        </w:numPr>
-      </w:pPr>
-      <w:r>
-        <w:t xml:space="preserve">Specified psychoacoustic post-processing in Python (MoSQITo) under both Zwicker (ISO 532-1) and Moore–Glasberg (ISO 532-2) loudness standards, quantifying perceived annoyance beyond raw sound-pressure level.</w:t>
+          <w:numId w:val="1007"/>
+        </w:numPr>
+      </w:pPr>
+      <w:r>
+        <w:t xml:space="preserve">Specified the avionics and power architecture (Holybro Pixhawk 6C Mini, PM02 V2 power module, dedicated 150 A power distribution board), yielding a derated 3.3:1 thrust-to-weight ratio at 1,200 g all-up weight to preserve control headroom for manually piloted indoor flight.</w:t>
+      </w:r>
+    </w:p>
+    <w:p>
+      <w:pPr>
+        <w:pStyle w:val="Compact"/>
+        <w:numPr>
+          <w:ilvl w:val="0"/>
+          <w:numId w:val="1007"/>
+        </w:numPr>
+      </w:pPr>
+      <w:r>
+        <w:t xml:space="preserve">Designed the acoustic validation plan to the Von Karman Institute four-microphone methodology with TU Berlin distance normalization to a 1 m reference, to benchmark directly against HKUST’s 90.52 dBA commercial quadcopter baseline and VKI’s DJI Phantom 3 SE measurements.</w:t>
+      </w:r>
+    </w:p>
+    <w:p>
+      <w:pPr>
+        <w:pStyle w:val="Compact"/>
+        <w:numPr>
+          <w:ilvl w:val="0"/>
+          <w:numId w:val="1007"/>
+        </w:numPr>
+      </w:pPr>
+      <w:r>
+        <w:t xml:space="preserve">Specified psychoacoustic post-processing in Python (MoSQITo) under both Zwicker (ISO 532-1) and Moore–Glasberg (ISO 532-2) loudness standards to quantify perceived annoyance beyond raw sound-pressure level.</w:t>
       </w:r>
     </w:p>
     <w:p>
@@ -332,19 +474,37 @@
           <w:b/>
           <w:bCs/>
         </w:rPr>
-        <w:t xml:space="preserve">2. Autonomous Trolley Collection Robot</w:t>
-      </w:r>
-    </w:p>
-    <w:p>
-      <w:pPr>
-        <w:pStyle w:val="Compact"/>
-        <w:numPr>
-          <w:ilvl w:val="0"/>
-          <w:numId w:val="1005"/>
-        </w:numPr>
-      </w:pPr>
-      <w:r>
-        <w:t xml:space="preserve">Developed an autonomous robot for collecting stray trolleys on an STM32F7 microcontroller running an RTOS, implementing concurrent tasks for obstacle detection and joystick control over a custom serial communication protocol.</w:t>
+        <w:t xml:space="preserve">2. Autonomous Airport Trolley Return Robot (SIT–DigiPen Coursework)</w:t>
+      </w:r>
+      <w:r>
+        <w:br/>
+      </w:r>
+      <w:r>
+        <w:t xml:space="preserve">Firmware &amp; Perception</w:t>
+      </w:r>
+    </w:p>
+    <w:p>
+      <w:pPr>
+        <w:pStyle w:val="Compact"/>
+        <w:numPr>
+          <w:ilvl w:val="0"/>
+          <w:numId w:val="1008"/>
+        </w:numPr>
+      </w:pPr>
+      <w:r>
+        <w:t xml:space="preserve">Built LiDAR-based perception in C++ and ROS for a robot that autonomously returns airport trolleys, developing and integrating obstacle detection, SLAM mapping, and localization with IMU and wheel-odometry sensor fusion on an onboard computer, completing the final demo task.</w:t>
+      </w:r>
+    </w:p>
+    <w:p>
+      <w:pPr>
+        <w:pStyle w:val="Compact"/>
+        <w:numPr>
+          <w:ilvl w:val="0"/>
+          <w:numId w:val="1008"/>
+        </w:numPr>
+      </w:pPr>
+      <w:r>
+        <w:t xml:space="preserve">Developed RTOS firmware on an STM32F7 microcontroller with concurrent tasks for obstacle detection and joystick control, and a custom serial protocol linking it to ROS for reliable motor control.</w:t>
       </w:r>
     </w:p>
     <w:p>
@@ -358,17 +518,23 @@
         </w:rPr>
         <w:t xml:space="preserve">3. Custom 3D Printer Development</w:t>
       </w:r>
-    </w:p>
-    <w:p>
-      <w:pPr>
-        <w:pStyle w:val="Compact"/>
-        <w:numPr>
-          <w:ilvl w:val="0"/>
-          <w:numId w:val="1006"/>
-        </w:numPr>
-      </w:pPr>
-      <w:r>
-        <w:t xml:space="preserve">Built a custom 3D printer from off-the-shelf modules, developing custom firmware in C++ (Marlin) and tuning it for print reliability and dimensional accuracy.</w:t>
+      <w:r>
+        <w:br/>
+      </w:r>
+      <w:r>
+        <w:t xml:space="preserve">2019</w:t>
+      </w:r>
+    </w:p>
+    <w:p>
+      <w:pPr>
+        <w:pStyle w:val="Compact"/>
+        <w:numPr>
+          <w:ilvl w:val="0"/>
+          <w:numId w:val="1009"/>
+        </w:numPr>
+      </w:pPr>
+      <w:r>
+        <w:t xml:space="preserve">Built a custom 3D printer from off-the-shelf modules as a personal project, extending Marlin firmware in C++ with auto bed levelling and filament runout detection, improving first-layer adhesion and print quality and reducing failed prints.</w:t>
       </w:r>
     </w:p>
     <w:p>
@@ -394,11 +560,11 @@
         <w:pStyle w:val="Compact"/>
         <w:numPr>
           <w:ilvl w:val="0"/>
-          <w:numId w:val="1007"/>
-        </w:numPr>
-      </w:pPr>
-      <w:r>
-        <w:t xml:space="preserve">Led the design of the full intelligent lighting control system for Panthera, an autonomous vehicle developed under National Robotics Programme funding, implementing it as a rosserial node on an Arduino that subscribed to cmd_vel, IMU, and vehicle-state topics under an RTOS to drive turn, warning, and hazard signaling; the platform passed T1 autonomous testing at CETRAN.</w:t>
+          <w:numId w:val="1010"/>
+        </w:numPr>
+      </w:pPr>
+      <w:r>
+        <w:t xml:space="preserve">Led the design of Panthera’s intelligent lighting control system to signal the autonomous vehicle’s intent to pedestrians and meet testing safety requirements, running a rosserial node on an Arduino under an RTOS that mapped cmd_vel, IMU, and vehicle-state topics to turn, warning, and hazard signals; the platform passed T1 autonomous testing at CETRAN.</w:t>
       </w:r>
     </w:p>
     <w:p>
@@ -410,7 +576,7 @@
           <w:b/>
           <w:bCs/>
         </w:rPr>
-        <w:t xml:space="preserve">5. Experimental Thermal Chamber for Embodied AI Testing</w:t>
+        <w:t xml:space="preserve">5. Body-Temperature Test Chamber for Food Chewing Research</w:t>
       </w:r>
       <w:r>
         <w:br/>
@@ -424,27 +590,27 @@
         <w:pStyle w:val="Compact"/>
         <w:numPr>
           <w:ilvl w:val="0"/>
-          <w:numId w:val="1008"/>
-        </w:numPr>
-      </w:pPr>
-      <w:r>
-        <w:t xml:space="preserve">Designed and built an experimental temperature chamber simulating human body heat signatures and extreme physical environments for faculty-led embodied AI and robotics hardware testing.</w:t>
-      </w:r>
-    </w:p>
-    <w:p>
-      <w:pPr>
-        <w:pStyle w:val="Compact"/>
-        <w:numPr>
-          <w:ilvl w:val="0"/>
-          <w:numId w:val="1008"/>
-        </w:numPr>
-      </w:pPr>
-      <w:r>
-        <w:t xml:space="preserve">Engineered a closed-loop, thermistor-based IoT control system to hold chamber temperature at setpoint, enabling high-fidelity data collection.</w:t>
-      </w:r>
-    </w:p>
-    <w:bookmarkEnd w:id="21"/>
-    <w:bookmarkStart w:id="22" w:name="skills-competencies"/>
+          <w:numId w:val="1011"/>
+        </w:numPr>
+      </w:pPr>
+      <w:r>
+        <w:t xml:space="preserve">Designed and built a temperature-controlled enclosure around a compression testing machine for faculty research on how foods behave during chewing, defining the electrical architecture and selecting components before handing the completed chamber over to the research team.</w:t>
+      </w:r>
+    </w:p>
+    <w:p>
+      <w:pPr>
+        <w:pStyle w:val="Compact"/>
+        <w:numPr>
+          <w:ilvl w:val="0"/>
+          <w:numId w:val="1011"/>
+        </w:numPr>
+      </w:pPr>
+      <w:r>
+        <w:t xml:space="preserve">Engineered closed-loop temperature control with a thermistor and standalone temperature controller, holding the chamber within ±2 °C of a 37 °C body-temperature setpoint for consistent test conditions.</w:t>
+      </w:r>
+    </w:p>
+    <w:bookmarkEnd w:id="22"/>
+    <w:bookmarkStart w:id="23" w:name="skills-competencies"/>
     <w:p>
       <w:pPr>
         <w:pStyle w:val="Heading1"/>
@@ -489,140 +655,22 @@
         <w:t xml:space="preserve">Embedded C / C++, RTOS, Microcontrollers (STM32, Arduino), PID Control, Closed-Loop IoT Control, PCB Design, Firmware Development, Hardware Prototyping, Experimental Design, Test &amp; Validation</w:t>
       </w:r>
     </w:p>
-    <w:bookmarkEnd w:id="22"/>
-    <w:bookmarkStart w:id="23" w:name="education"/>
-    <w:p>
-      <w:pPr>
-        <w:pStyle w:val="Heading1"/>
-      </w:pPr>
-      <w:r>
-        <w:t xml:space="preserve">EDUCATION</w:t>
-      </w:r>
-    </w:p>
-    <w:p>
-      <w:pPr>
-        <w:pStyle w:val="EntryHeader"/>
+    <w:p>
+      <w:pPr>
+        <w:pStyle w:val="BodyText"/>
       </w:pPr>
       <w:r>
         <w:rPr>
           <w:b/>
           <w:bCs/>
         </w:rPr>
-        <w:t xml:space="preserve">DigiPen Institute of Technology &amp; SIT</w:t>
-      </w:r>
-      <w:r>
-        <w:br/>
-      </w:r>
-      <w:r>
-        <w:t xml:space="preserve">Aug 2023 – May 2027</w:t>
-      </w:r>
-    </w:p>
-    <w:p>
-      <w:pPr>
-        <w:pStyle w:val="Compact"/>
-        <w:numPr>
-          <w:ilvl w:val="0"/>
-          <w:numId w:val="1009"/>
-        </w:numPr>
-      </w:pPr>
-      <w:r>
-        <w:t xml:space="preserve">B.Eng. Mechatronics Systems</w:t>
-      </w:r>
-    </w:p>
-    <w:p>
-      <w:pPr>
-        <w:pStyle w:val="Compact"/>
-        <w:numPr>
-          <w:ilvl w:val="0"/>
-          <w:numId w:val="1009"/>
-        </w:numPr>
-      </w:pPr>
-      <w:r>
-        <w:t xml:space="preserve">Relevant Coursework: Mechanics, Control Systems, Robotics, Embedded Systems, Machine Learning, Systems and Software Engineering</w:t>
-      </w:r>
-    </w:p>
-    <w:p>
-      <w:pPr>
-        <w:pStyle w:val="EntryHeader"/>
-      </w:pPr>
-      <w:r>
-        <w:rPr>
-          <w:b/>
-          <w:bCs/>
-        </w:rPr>
-        <w:t xml:space="preserve">Ngee Ann Polytechnic</w:t>
-      </w:r>
-      <w:r>
-        <w:br/>
-      </w:r>
-      <w:r>
-        <w:t xml:space="preserve">Sep 2022 – Sep 2023</w:t>
-      </w:r>
-    </w:p>
-    <w:p>
-      <w:pPr>
-        <w:pStyle w:val="Compact"/>
-        <w:numPr>
-          <w:ilvl w:val="0"/>
-          <w:numId w:val="1010"/>
-        </w:numPr>
-      </w:pPr>
-      <w:r>
-        <w:t xml:space="preserve">Specialist Diploma in Robotics Engineering (SGInnovate PowerX)</w:t>
-      </w:r>
-    </w:p>
-    <w:p>
-      <w:pPr>
-        <w:pStyle w:val="Compact"/>
-        <w:numPr>
-          <w:ilvl w:val="0"/>
-          <w:numId w:val="1010"/>
-        </w:numPr>
-      </w:pPr>
-      <w:r>
-        <w:t xml:space="preserve">Relevant Coursework: Autonomous Robot Navigation, Machine Learning/Deep Learning for Robotics, Computer Vision</w:t>
-      </w:r>
-    </w:p>
-    <w:p>
-      <w:pPr>
-        <w:pStyle w:val="EntryHeader"/>
-      </w:pPr>
-      <w:r>
-        <w:rPr>
-          <w:b/>
-          <w:bCs/>
-        </w:rPr>
-        <w:t xml:space="preserve">Singapore Polytechnic</w:t>
-      </w:r>
-      <w:r>
-        <w:br/>
-      </w:r>
-      <w:r>
-        <w:t xml:space="preserve">Apr 2017 – Sep 2020</w:t>
-      </w:r>
-    </w:p>
-    <w:p>
-      <w:pPr>
-        <w:pStyle w:val="Compact"/>
-        <w:numPr>
-          <w:ilvl w:val="0"/>
-          <w:numId w:val="1011"/>
-        </w:numPr>
-      </w:pPr>
-      <w:r>
-        <w:t xml:space="preserve">Diploma in Mechatronics and Robotics</w:t>
-      </w:r>
-    </w:p>
-    <w:p>
-      <w:pPr>
-        <w:pStyle w:val="Compact"/>
-        <w:numPr>
-          <w:ilvl w:val="0"/>
-          <w:numId w:val="1011"/>
-        </w:numPr>
-      </w:pPr>
-      <w:r>
-        <w:t xml:space="preserve">Internship grade of B+; coursework in Microcontroller Applications, PLCs, and Robotics Integration</w:t>
+        <w:t xml:space="preserve">Engineering Data &amp; Analysis:</w:t>
+      </w:r>
+      <w:r>
+        <w:t xml:space="preserve"> </w:t>
+      </w:r>
+      <w:r>
+        <w:t xml:space="preserve">Applied Machine Learning, Predictive Modeling, Regression Analysis, Classification Models, Scikit-learn, Data Preprocessing, Model Evaluation &amp; Validation, Time Series Analysis, Sensor Data Analysis, Fault Detection, Data Visualization, Data-driven Engineering Optimization, Industrial Automation (PLCs), Engineering Data Analysis &amp; Interpretation, Data-driven Decision Making</w:t>
       </w:r>
     </w:p>
     <w:bookmarkEnd w:id="23"/>
@@ -644,7 +692,7 @@
         </w:numPr>
       </w:pPr>
       <w:r>
-        <w:t xml:space="preserve">MOE (Ministry of Education) Instructor Certification (Achieved at age 18) — Valid Oct 2018 – Oct 2026</w:t>
+        <w:t xml:space="preserve">MOE (Ministry of Education) Instructor Certification (Achieved at age 18) — Valid Oct 2018 – Oct 2026 (renewing)</w:t>
       </w:r>
     </w:p>
     <w:p>
@@ -684,7 +732,10 @@
       </w:r>
     </w:p>
     <w:bookmarkEnd w:id="24"/>
-    <w:sectPr/>
+    <w:sectPr>
+      <w:pgSz w:h="16838" w:w="11906"/>
+      <w:pgMar w:bottom="1224" w:footer="0" w:gutter="0" w:header="0" w:left="1224" w:right="1224" w:top="1008"/>
+    </w:sectPr>
   </w:body>
 </w:document>
 </file>
@@ -921,7 +972,7 @@
     </w:rPrDefault>
     <w:pPrDefault>
       <w:pPr>
-        <w:spacing w:after="200"/>
+        <w:spacing w:after="0" w:before="0" w:line="240" w:lineRule="auto"/>
       </w:pPr>
     </w:pPrDefault>
   </w:docDefaults>
@@ -930,7 +981,7 @@
     <w:name w:val="Normal"/>
     <w:qFormat/>
     <w:rPr>
-      <w:sz w:val="18"/>
+      <w:sz w:val="17"/>
     </w:rPr>
   </w:style>
   <w:style w:styleId="BodyText" w:type="paragraph">
@@ -939,7 +990,7 @@
     <w:link w:val="BodyTextChar"/>
     <w:qFormat/>
     <w:pPr>
-      <w:spacing w:after="180" w:before="180"/>
+      <w:spacing w:after="0" w:before="0"/>
     </w:pPr>
   </w:style>
   <w:style w:customStyle="1" w:styleId="FirstParagraph" w:type="paragraph">
@@ -953,7 +1004,7 @@
     <w:basedOn w:val="BodyText"/>
     <w:qFormat/>
     <w:pPr>
-      <w:spacing w:after="36" w:before="36"/>
+      <w:spacing w:after="20" w:before="0"/>
     </w:pPr>
   </w:style>
   <w:style w:styleId="Title" w:type="paragraph">
@@ -972,7 +1023,7 @@
       <w:b/>
       <w:bCs/>
       <w:color w:themeColor="accent1" w:themeShade="B5" w:val="1F4E79"/>
-      <w:sz w:val="36"/>
+      <w:sz w:val="35"/>
       <w:szCs w:val="36"/>
     </w:rPr>
   </w:style>
@@ -1065,7 +1116,7 @@
       <w:pBdr>
         <w:bottom w:color="808080" w:space="4" w:sz="6" w:val="single"/>
       </w:pBdr>
-      <w:spacing w:after="0" w:before="480"/>
+      <w:spacing w:after="120" w:before="200"/>
       <w:outlineLvl w:val="0"/>
     </w:pPr>
     <w:rPr>
@@ -1074,7 +1125,7 @@
       <w:bCs/>
       <w:caps/>
       <w:color w:themeColor="accent1" w:val="808080"/>
-      <w:sz w:val="30"/>
+      <w:sz w:val="29"/>
       <w:szCs w:val="32"/>
     </w:rPr>
   </w:style>
@@ -1418,18 +1469,19 @@
     <w:rPr>
       <w:b/>
       <w:color w:val="1F4E79"/>
-      <w:sz w:val="36"/>
+      <w:sz w:val="35"/>
     </w:rPr>
   </w:style>
   <w:style w:styleId="EntryHeader" w:type="paragraph">
     <w:name w:val="Entry Header"/>
     <w:basedOn w:val="Normal"/>
     <w:pPr>
+      <w:keepNext/>
+      <w:keepLines/>
       <w:spacing w:before="120"/>
     </w:pPr>
     <w:rPr>
-      <w:b/>
-      <w:sz w:val="24"/>
+      <w:sz w:val="23"/>
     </w:rPr>
   </w:style>
   <w:style w:type="paragraph" w:customStyle="1" w:styleId="SourceCode">
